--- a/Transition_Team_Understanding_Your_Paycheck.docx
+++ b/Transition_Team_Understanding_Your_Paycheck.docx
@@ -2,172 +2,675 @@
 <file path=word/document.xml><?xml version="1.0" encoding="utf-8"?>
 <w:document xmlns:wpc="http://schemas.microsoft.com/office/word/2010/wordprocessingCanvas" xmlns:mo="http://schemas.microsoft.com/office/mac/office/2008/main" xmlns:mc="http://schemas.openxmlformats.org/markup-compatibility/2006" xmlns:mv="urn:schemas-microsoft-com:mac:vml" xmlns:o="urn:schemas-microsoft-com:office:office" xmlns:r="http://schemas.openxmlformats.org/officeDocument/2006/relationships" xmlns:m="http://schemas.openxmlformats.org/officeDocument/2006/math" xmlns:v="urn:schemas-microsoft-com:vml" xmlns:wp14="http://schemas.microsoft.com/office/word/2010/wordprocessingDrawing" xmlns:wp="http://schemas.openxmlformats.org/drawingml/2006/wordprocessingDrawing" xmlns:w10="urn:schemas-microsoft-com:office:word" xmlns:w="http://schemas.openxmlformats.org/wordprocessingml/2006/main" xmlns:w14="http://schemas.microsoft.com/office/word/2010/wordml" xmlns:wpg="http://schemas.microsoft.com/office/word/2010/wordprocessingGroup" xmlns:wpi="http://schemas.microsoft.com/office/word/2010/wordprocessingInk" xmlns:wne="http://schemas.microsoft.com/office/word/2006/wordml" xmlns:wps="http://schemas.microsoft.com/office/word/2010/wordprocessingShape" mc:Ignorable="w14 wp14">
   <w:body>
-    <w:p>
-      <w:pPr>
-        <w:jc w:val="center"/>
-      </w:pPr>
-      <w:r>
-        <w:rPr>
-          <w:b/>
-          <w:color w:val="D96C9F"/>
-          <w:sz w:val="40"/>
-        </w:rPr>
-        <w:t>TRANSITION TEAM ♡</w:t>
-      </w:r>
-    </w:p>
-    <w:p>
-      <w:pPr>
-        <w:jc w:val="center"/>
-      </w:pPr>
-      <w:r>
-        <w:rPr>
-          <w:b/>
-          <w:color w:val="5A2942"/>
-          <w:sz w:val="32"/>
-        </w:rPr>
-        <w:t>Paycheck Detective</w:t>
-      </w:r>
-    </w:p>
-    <w:p>
-      <w:pPr>
-        <w:jc w:val="center"/>
-      </w:pPr>
-      <w:r>
-        <w:rPr>
-          <w:color w:val="787878"/>
-          <w:sz w:val="18"/>
-        </w:rPr>
-        <w:t>JOB READINESS</w:t>
-      </w:r>
-    </w:p>
     <w:tbl>
       <w:tblPr>
         <w:tblW w:type="auto" w:w="0"/>
-        <w:tblLayout w:type="autofit"/>
+        <w:jc w:val="center"/>
         <w:tblLook w:firstColumn="1" w:firstRow="1" w:lastColumn="0" w:lastRow="0" w:noHBand="0" w:noVBand="1" w:val="04A0"/>
       </w:tblPr>
       <w:tblGrid>
-        <w:gridCol w:w="10368"/>
+        <w:gridCol w:w="5328"/>
+        <w:gridCol w:w="5328"/>
       </w:tblGrid>
       <w:tr>
         <w:tc>
           <w:tcPr>
-            <w:tcW w:type="dxa" w:w="10368"/>
-            <w:shd w:fill="FCE8F1"/>
+            <w:tcW w:type="dxa" w:w="5328"/>
+            <w:shd w:fill="0B4F9E"/>
+          </w:tcPr>
+          <w:p>
+            <w:pPr>
+              <w:jc w:val="center"/>
+            </w:pPr>
+            <w:r>
+              <w:rPr>
+                <w:color w:val="FFFFFF"/>
+                <w:sz w:val="48"/>
+              </w:rPr>
+              <w:t>💵</w:t>
+            </w:r>
+          </w:p>
+        </w:tc>
+        <w:tc>
+          <w:tcPr>
+            <w:tcW w:type="dxa" w:w="5328"/>
+            <w:shd w:fill="F7C4D8"/>
           </w:tcPr>
           <w:p>
             <w:r>
               <w:rPr>
                 <w:b/>
-                <w:color w:val="5A2942"/>
+                <w:color w:val="082F65"/>
+                <w:sz w:val="42"/>
               </w:rPr>
-              <w:t>HOW TO USE THIS ACTIVITY</w:t>
+              <w:t>Understanding Your Paycheck</w:t>
             </w:r>
           </w:p>
           <w:p>
             <w:r>
-              <w:t>• Use a sample pay stub or the practice information below. Students identify gross pay, deductions, and net pay.</w:t>
-            </w:r>
-          </w:p>
-          <w:p>
-            <w:r>
-              <w:t>• Explain that actual deductions vary by worker and situation.</w:t>
+              <w:t>Job Readiness • read a realistic sample pay stub</w:t>
             </w:r>
           </w:p>
         </w:tc>
       </w:tr>
     </w:tbl>
     <w:p/>
+    <w:tbl>
+      <w:tblPr>
+        <w:tblW w:type="auto" w:w="0"/>
+        <w:tblLook w:firstColumn="1" w:firstRow="1" w:lastColumn="0" w:lastRow="0" w:noHBand="0" w:noVBand="1" w:val="04A0"/>
+      </w:tblPr>
+      <w:tblGrid>
+        <w:gridCol w:w="10656"/>
+      </w:tblGrid>
+      <w:tr>
+        <w:tc>
+          <w:tcPr>
+            <w:tcW w:type="dxa" w:w="10656"/>
+            <w:shd w:fill="EAF2FB"/>
+          </w:tcPr>
+          <w:p>
+            <w:r>
+              <w:rPr>
+                <w:b/>
+                <w:color w:val="0B4F9E"/>
+              </w:rPr>
+              <w:t>FOR STAFF • 30-MINUTE SESSION</w:t>
+            </w:r>
+          </w:p>
+          <w:p>
+            <w:r>
+              <w:rPr>
+                <w:b/>
+              </w:rPr>
+              <w:t xml:space="preserve">Purpose: </w:t>
+            </w:r>
+            <w:r>
+              <w:t>Teach gross pay, deductions, net pay, hours, and checking a paycheck.</w:t>
+            </w:r>
+          </w:p>
+          <w:p>
+            <w:r>
+              <w:rPr>
+                <w:b/>
+              </w:rPr>
+              <w:t xml:space="preserve">Materials: </w:t>
+            </w:r>
+            <w:r>
+              <w:t>Packet + calculator optional.</w:t>
+            </w:r>
+          </w:p>
+          <w:p>
+            <w:r>
+              <w:rPr>
+                <w:b/>
+              </w:rPr>
+              <w:t xml:space="preserve">Easy flow: </w:t>
+            </w:r>
+            <w:r>
+              <w:t>5 min vocabulary • 15 min pay-stub detective • 5 min math • 5 min discussion.</w:t>
+            </w:r>
+          </w:p>
+        </w:tc>
+      </w:tr>
+    </w:tbl>
     <w:p>
+      <w:pPr>
+        <w:pStyle w:val="Heading1"/>
+      </w:pPr>
       <w:r>
-        <w:rPr>
-          <w:b/>
-          <w:color w:val="5A2942"/>
-        </w:rPr>
-        <w:t>Practice:</w:t>
+        <w:t>Sample Pay Stub</w:t>
       </w:r>
+    </w:p>
+    <w:tbl>
+      <w:tblPr>
+        <w:tblStyle w:val="TableGrid"/>
+        <w:tblW w:type="auto" w:w="0"/>
+        <w:tblLook w:firstColumn="1" w:firstRow="1" w:lastColumn="0" w:lastRow="0" w:noHBand="0" w:noVBand="1" w:val="04A0"/>
+      </w:tblPr>
+      <w:tblGrid>
+        <w:gridCol w:w="2664"/>
+        <w:gridCol w:w="2664"/>
+        <w:gridCol w:w="2664"/>
+        <w:gridCol w:w="2664"/>
+      </w:tblGrid>
+      <w:tr>
+        <w:tc>
+          <w:tcPr>
+            <w:tcW w:type="dxa" w:w="2664"/>
+            <w:shd w:fill="EEF5FC"/>
+          </w:tcPr>
+          <w:p>
+            <w:r>
+              <w:t>EMPLOYEE</w:t>
+            </w:r>
+          </w:p>
+        </w:tc>
+        <w:tc>
+          <w:tcPr>
+            <w:tcW w:type="dxa" w:w="2664"/>
+          </w:tcPr>
+          <w:p>
+            <w:r>
+              <w:t>Jordan Lee</w:t>
+            </w:r>
+          </w:p>
+        </w:tc>
+        <w:tc>
+          <w:tcPr>
+            <w:tcW w:type="dxa" w:w="2664"/>
+            <w:shd w:fill="EEF5FC"/>
+          </w:tcPr>
+          <w:p>
+            <w:r>
+              <w:t>PAY PERIOD</w:t>
+            </w:r>
+          </w:p>
+        </w:tc>
+        <w:tc>
+          <w:tcPr>
+            <w:tcW w:type="dxa" w:w="2664"/>
+          </w:tcPr>
+          <w:p>
+            <w:r>
+              <w:t>Sept. 1-14</w:t>
+            </w:r>
+          </w:p>
+        </w:tc>
+      </w:tr>
+      <w:tr>
+        <w:tc>
+          <w:tcPr>
+            <w:tcW w:type="dxa" w:w="2664"/>
+            <w:shd w:fill="EEF5FC"/>
+          </w:tcPr>
+          <w:p>
+            <w:r>
+              <w:t>RATE</w:t>
+            </w:r>
+          </w:p>
+        </w:tc>
+        <w:tc>
+          <w:tcPr>
+            <w:tcW w:type="dxa" w:w="2664"/>
+          </w:tcPr>
+          <w:p>
+            <w:r>
+              <w:t>$15.00/hr</w:t>
+            </w:r>
+          </w:p>
+        </w:tc>
+        <w:tc>
+          <w:tcPr>
+            <w:tcW w:type="dxa" w:w="2664"/>
+            <w:shd w:fill="EEF5FC"/>
+          </w:tcPr>
+          <w:p>
+            <w:r>
+              <w:t>HOURS</w:t>
+            </w:r>
+          </w:p>
+        </w:tc>
+        <w:tc>
+          <w:tcPr>
+            <w:tcW w:type="dxa" w:w="2664"/>
+          </w:tcPr>
+          <w:p>
+            <w:r>
+              <w:t>32.0</w:t>
+            </w:r>
+          </w:p>
+        </w:tc>
+      </w:tr>
+      <w:tr>
+        <w:tc>
+          <w:tcPr>
+            <w:tcW w:type="dxa" w:w="2664"/>
+            <w:shd w:fill="EEF5FC"/>
+          </w:tcPr>
+          <w:p>
+            <w:r>
+              <w:t>GROSS PAY</w:t>
+            </w:r>
+          </w:p>
+        </w:tc>
+        <w:tc>
+          <w:tcPr>
+            <w:tcW w:type="dxa" w:w="2664"/>
+          </w:tcPr>
+          <w:p>
+            <w:r>
+              <w:t>$480.00</w:t>
+            </w:r>
+          </w:p>
+        </w:tc>
+        <w:tc>
+          <w:tcPr>
+            <w:tcW w:type="dxa" w:w="2664"/>
+            <w:shd w:fill="EEF5FC"/>
+          </w:tcPr>
+          <w:p>
+            <w:r>
+              <w:t>FEDERAL TAX</w:t>
+            </w:r>
+          </w:p>
+        </w:tc>
+        <w:tc>
+          <w:tcPr>
+            <w:tcW w:type="dxa" w:w="2664"/>
+          </w:tcPr>
+          <w:p>
+            <w:r>
+              <w:t>$22.00</w:t>
+            </w:r>
+          </w:p>
+        </w:tc>
+      </w:tr>
+      <w:tr>
+        <w:tc>
+          <w:tcPr>
+            <w:tcW w:type="dxa" w:w="2664"/>
+            <w:shd w:fill="EEF5FC"/>
+          </w:tcPr>
+          <w:p>
+            <w:r>
+              <w:t>SOCIAL SECURITY</w:t>
+            </w:r>
+          </w:p>
+        </w:tc>
+        <w:tc>
+          <w:tcPr>
+            <w:tcW w:type="dxa" w:w="2664"/>
+          </w:tcPr>
+          <w:p>
+            <w:r>
+              <w:t>$29.76</w:t>
+            </w:r>
+          </w:p>
+        </w:tc>
+        <w:tc>
+          <w:tcPr>
+            <w:tcW w:type="dxa" w:w="2664"/>
+            <w:shd w:fill="EEF5FC"/>
+          </w:tcPr>
+          <w:p>
+            <w:r>
+              <w:t>MEDICARE</w:t>
+            </w:r>
+          </w:p>
+        </w:tc>
+        <w:tc>
+          <w:tcPr>
+            <w:tcW w:type="dxa" w:w="2664"/>
+          </w:tcPr>
+          <w:p>
+            <w:r>
+              <w:t>$6.96</w:t>
+            </w:r>
+          </w:p>
+        </w:tc>
+      </w:tr>
+      <w:tr>
+        <w:tc>
+          <w:tcPr>
+            <w:tcW w:type="dxa" w:w="2664"/>
+            <w:shd w:fill="EEF5FC"/>
+          </w:tcPr>
+          <w:p>
+            <w:r>
+              <w:t>OTHER DEDUCTION</w:t>
+            </w:r>
+          </w:p>
+        </w:tc>
+        <w:tc>
+          <w:tcPr>
+            <w:tcW w:type="dxa" w:w="2664"/>
+          </w:tcPr>
+          <w:p>
+            <w:r>
+              <w:t>$12.00</w:t>
+            </w:r>
+          </w:p>
+        </w:tc>
+        <w:tc>
+          <w:tcPr>
+            <w:tcW w:type="dxa" w:w="2664"/>
+            <w:shd w:fill="EEF5FC"/>
+          </w:tcPr>
+          <w:p>
+            <w:r>
+              <w:t>NET PAY</w:t>
+            </w:r>
+          </w:p>
+        </w:tc>
+        <w:tc>
+          <w:tcPr>
+            <w:tcW w:type="dxa" w:w="2664"/>
+          </w:tcPr>
+          <w:p>
+            <w:r>
+              <w:t>$409.28</w:t>
+            </w:r>
+          </w:p>
+        </w:tc>
+      </w:tr>
+      <w:tr>
+        <w:tc>
+          <w:tcPr>
+            <w:tcW w:type="dxa" w:w="2664"/>
+            <w:shd w:fill="EEF5FC"/>
+          </w:tcPr>
+          <w:p>
+            <w:r>
+              <w:t>YTD GROSS</w:t>
+            </w:r>
+          </w:p>
+        </w:tc>
+        <w:tc>
+          <w:tcPr>
+            <w:tcW w:type="dxa" w:w="2664"/>
+          </w:tcPr>
+          <w:p>
+            <w:r>
+              <w:t>$2,340.00</w:t>
+            </w:r>
+          </w:p>
+        </w:tc>
+        <w:tc>
+          <w:tcPr>
+            <w:tcW w:type="dxa" w:w="2664"/>
+            <w:shd w:fill="EEF5FC"/>
+          </w:tcPr>
+          <w:p>
+            <w:r>
+              <w:t>PAY DATE</w:t>
+            </w:r>
+          </w:p>
+        </w:tc>
+        <w:tc>
+          <w:tcPr>
+            <w:tcW w:type="dxa" w:w="2664"/>
+          </w:tcPr>
+          <w:p>
+            <w:r>
+              <w:t>Sept. 18</w:t>
+            </w:r>
+          </w:p>
+        </w:tc>
+      </w:tr>
+      <w:tr>
+        <w:tc>
+          <w:tcPr>
+            <w:tcW w:type="dxa" w:w="2664"/>
+            <w:shd w:fill="EEF5FC"/>
+          </w:tcPr>
+          <w:p>
+            <w:r>
+              <w:t>DIRECT DEPOSIT</w:t>
+            </w:r>
+          </w:p>
+        </w:tc>
+        <w:tc>
+          <w:tcPr>
+            <w:tcW w:type="dxa" w:w="2664"/>
+          </w:tcPr>
+          <w:p>
+            <w:r>
+              <w:t>Checking ****2184</w:t>
+            </w:r>
+          </w:p>
+        </w:tc>
+        <w:tc>
+          <w:tcPr>
+            <w:tcW w:type="dxa" w:w="2664"/>
+            <w:shd w:fill="EEF5FC"/>
+          </w:tcPr>
+          <w:p>
+            <w:r>
+              <w:t>STATUS</w:t>
+            </w:r>
+          </w:p>
+        </w:tc>
+        <w:tc>
+          <w:tcPr>
+            <w:tcW w:type="dxa" w:w="2664"/>
+          </w:tcPr>
+          <w:p>
+            <w:r>
+              <w:t>Part-time</w:t>
+            </w:r>
+          </w:p>
+        </w:tc>
+      </w:tr>
+      <w:tr>
+        <w:tc>
+          <w:tcPr>
+            <w:tcW w:type="dxa" w:w="2664"/>
+            <w:shd w:fill="EEF5FC"/>
+          </w:tcPr>
+          <w:p>
+            <w:r>
+              <w:t>EMPLOYER</w:t>
+            </w:r>
+          </w:p>
+        </w:tc>
+        <w:tc>
+          <w:tcPr>
+            <w:tcW w:type="dxa" w:w="2664"/>
+          </w:tcPr>
+          <w:p>
+            <w:r>
+              <w:t>Riverbend Market</w:t>
+            </w:r>
+          </w:p>
+        </w:tc>
+        <w:tc>
+          <w:tcPr>
+            <w:tcW w:type="dxa" w:w="2664"/>
+            <w:shd w:fill="EEF5FC"/>
+          </w:tcPr>
+          <w:p>
+            <w:r>
+              <w:t>LOCATION</w:t>
+            </w:r>
+          </w:p>
+        </w:tc>
+        <w:tc>
+          <w:tcPr>
+            <w:tcW w:type="dxa" w:w="2664"/>
+          </w:tcPr>
+          <w:p>
+            <w:r>
+              <w:t>Tennessee</w:t>
+            </w:r>
+          </w:p>
+        </w:tc>
+      </w:tr>
+    </w:tbl>
+    <w:p>
+      <w:pPr>
+        <w:pStyle w:val="Heading2"/>
+      </w:pPr>
       <w:r>
-        <w:t xml:space="preserve"> Jordan worked 20 hours at $12/hour. Gross pay = ______. Sample deductions total $28. Net pay = ______.</w:t>
+        <w:t>Pay Stub Detective</w:t>
       </w:r>
     </w:p>
     <w:p>
       <w:r>
         <w:rPr>
           <w:b/>
-          <w:color w:val="5A2942"/>
         </w:rPr>
-        <w:t>Find/define:</w:t>
+        <w:t xml:space="preserve">What is Jordan's hourly rate? </w:t>
       </w:r>
       <w:r>
-        <w:t xml:space="preserve"> pay period, hours, hourly rate, gross pay, taxes/deductions, net pay, year-to-date.</w:t>
+        <w:t>___________________________________________________________________________</w:t>
       </w:r>
     </w:p>
     <w:p>
       <w:r>
         <w:rPr>
           <w:b/>
-          <w:color w:val="5A2942"/>
         </w:rPr>
-        <w:t>Reflection:</w:t>
+        <w:t xml:space="preserve">How many hours were worked? </w:t>
       </w:r>
       <w:r>
-        <w:t xml:space="preserve"> Why is take-home pay usually different from hourly rate x hours?</w:t>
-      </w:r>
-    </w:p>
-    <w:p/>
-    <w:p>
-      <w:r>
-        <w:t>Student: ______________________________    Date: ______________</w:t>
+        <w:t>___________________________________________________________________________</w:t>
       </w:r>
     </w:p>
     <w:p>
       <w:r>
-        <w:t>Notes / Reflection:</w:t>
+        <w:rPr>
+          <w:b/>
+        </w:rPr>
+        <w:t xml:space="preserve">What is gross pay? </w:t>
+      </w:r>
+      <w:r>
+        <w:t>___________________________________________________________________________</w:t>
       </w:r>
     </w:p>
     <w:p>
       <w:r>
-        <w:t>________________________________________________________________________________</w:t>
+        <w:rPr>
+          <w:b/>
+        </w:rPr>
+        <w:t xml:space="preserve">How much actually went to Jordan? </w:t>
+      </w:r>
+      <w:r>
+        <w:t>___________________________________________________________________________</w:t>
       </w:r>
     </w:p>
     <w:p>
       <w:r>
-        <w:t>________________________________________________________________________________</w:t>
+        <w:rPr>
+          <w:b/>
+        </w:rPr>
+        <w:t xml:space="preserve">How much was taken out in the listed deductions? </w:t>
+      </w:r>
+      <w:r>
+        <w:t>___________________________________________________________________________</w:t>
       </w:r>
     </w:p>
     <w:p>
       <w:r>
-        <w:t>________________________________________________________________________________</w:t>
+        <w:rPr>
+          <w:b/>
+        </w:rPr>
+        <w:t xml:space="preserve">Why is net pay lower than gross pay? </w:t>
+      </w:r>
+      <w:r>
+        <w:t>___________________________________________________________________________</w:t>
       </w:r>
     </w:p>
     <w:p>
       <w:r>
-        <w:t>________________________________________________________________________________</w:t>
+        <w:rPr>
+          <w:b/>
+        </w:rPr>
+        <w:t xml:space="preserve">What should Jordan do if the hours look wrong? </w:t>
+      </w:r>
+      <w:r>
+        <w:t>___________________________________________________________________________</w:t>
+      </w:r>
+    </w:p>
+    <w:p>
+      <w:r>
+        <w:br w:type="page"/>
+      </w:r>
+    </w:p>
+    <w:p>
+      <w:pPr>
+        <w:pStyle w:val="Heading1"/>
+      </w:pPr>
+      <w:r>
+        <w:t>Paycheck Math Challenge</w:t>
+      </w:r>
+    </w:p>
+    <w:p>
+      <w:r>
+        <w:rPr>
+          <w:b/>
+        </w:rPr>
+        <w:t xml:space="preserve">You work 24 hours at $14.50/hr. Estimate gross pay. </w:t>
+      </w:r>
+      <w:r>
+        <w:t>___________________________________________________________________________</w:t>
+      </w:r>
+    </w:p>
+    <w:p>
+      <w:r>
+        <w:rPr>
+          <w:b/>
+        </w:rPr>
+        <w:t xml:space="preserve">You work 30 hours at $16/hr. Estimate gross pay. </w:t>
+      </w:r>
+      <w:r>
+        <w:t>___________________________________________________________________________</w:t>
+      </w:r>
+    </w:p>
+    <w:p>
+      <w:r>
+        <w:rPr>
+          <w:b/>
+        </w:rPr>
+        <w:t xml:space="preserve">Your gross pay is $525 and deductions total $61.40. What is net pay? </w:t>
+      </w:r>
+      <w:r>
+        <w:t>___________________________________________________________________________</w:t>
+      </w:r>
+    </w:p>
+    <w:p>
+      <w:r>
+        <w:rPr>
+          <w:b/>
+        </w:rPr>
+        <w:t xml:space="preserve">Your timecard says 27 hours but your pay stub says 24. What information should you gather before contacting payroll? </w:t>
+      </w:r>
+      <w:r>
+        <w:t>___________________________________________________________________________</w:t>
+      </w:r>
+    </w:p>
+    <w:p>
+      <w:r>
+        <w:rPr>
+          <w:b/>
+        </w:rPr>
+        <w:t xml:space="preserve">Your timecard says 27 hours but your pay stub says 24. What information should you gather before contacting payroll? </w:t>
+      </w:r>
+      <w:r>
+        <w:t>___________________________________________________________________________</w:t>
+      </w:r>
+    </w:p>
+    <w:p>
+      <w:pPr>
+        <w:pStyle w:val="Heading2"/>
+      </w:pPr>
+      <w:r>
+        <w:t>💬 Get Them Talking</w:t>
+      </w:r>
+    </w:p>
+    <w:p>
+      <w:r>
+        <w:t>• Would you notice if your check was $20 short?</w:t>
+      </w:r>
+    </w:p>
+    <w:p>
+      <w:r>
+        <w:t>• What deduction surprised you most?</w:t>
+      </w:r>
+    </w:p>
+    <w:p>
+      <w:r>
+        <w:t>• Why should you keep pay stubs?</w:t>
       </w:r>
     </w:p>
     <w:sectPr>
-      <w:footerReference w:type="default" r:id="rId9"/>
       <w:pgSz w:w="12240" w:h="15840"/>
-      <w:pgMar w:top="792" w:right="936" w:bottom="792" w:left="936" w:header="720" w:footer="720" w:gutter="0"/>
+      <w:pgMar w:top="648" w:right="792" w:bottom="648" w:left="792" w:header="720" w:footer="720" w:gutter="0"/>
       <w:cols w:space="720"/>
       <w:docGrid w:linePitch="360"/>
     </w:sectPr>
   </w:body>
 </w:document>
-</file>
-
-<file path=word/footer1.xml><?xml version="1.0" encoding="utf-8"?>
-<w:ftr xmlns:m="http://schemas.openxmlformats.org/officeDocument/2006/math" xmlns:mc="http://schemas.openxmlformats.org/markup-compatibility/2006" xmlns:mo="http://schemas.microsoft.com/office/mac/office/2008/main" xmlns:mv="urn:schemas-microsoft-com:mac:vml" xmlns:o="urn:schemas-microsoft-com:office:office" xmlns:r="http://schemas.openxmlformats.org/officeDocument/2006/relationships" xmlns:v="urn:schemas-microsoft-com:vml" xmlns:w10="urn:schemas-microsoft-com:office:word" xmlns:w14="http://schemas.microsoft.com/office/word/2010/wordml" xmlns:w="http://schemas.openxmlformats.org/wordprocessingml/2006/main" xmlns:wne="http://schemas.microsoft.com/office/word/2006/wordml" xmlns:wp14="http://schemas.microsoft.com/office/word/2010/wordprocessingDrawing" xmlns:wp="http://schemas.openxmlformats.org/drawingml/2006/wordprocessingDrawing" xmlns:wpc="http://schemas.microsoft.com/office/word/2010/wordprocessingCanvas" xmlns:wpg="http://schemas.microsoft.com/office/word/2010/wordprocessingGroup" xmlns:wpi="http://schemas.microsoft.com/office/word/2010/wordprocessingInk" xmlns:wps="http://schemas.microsoft.com/office/word/2010/wordprocessingShape" mc:Ignorable="w14 wp14">
-  <w:p>
-    <w:pPr>
-      <w:pStyle w:val="Footer"/>
-      <w:jc w:val="center"/>
-    </w:pPr>
-    <w:r>
-      <w:t>Transition Team ♡  •  Life Skills • Career Readiness • Independence • Opportunity</w:t>
-    </w:r>
-  </w:p>
-</w:ftr>
 </file>
 
 <file path=word/numbering.xml><?xml version="1.0" encoding="utf-8"?>
@@ -535,7 +1038,7 @@
     <w:rsid w:val="00FC693F"/>
     <w:rPr>
       <w:rFonts w:ascii="Aptos" w:hAnsi="Aptos"/>
-      <w:sz w:val="21"/>
+      <w:sz w:val="22"/>
     </w:rPr>
   </w:style>
   <w:style w:type="paragraph" w:styleId="Header">
@@ -597,11 +1100,11 @@
       <w:outlineLvl w:val="0"/>
     </w:pPr>
     <w:rPr>
-      <w:rFonts w:asciiTheme="majorHAnsi" w:eastAsiaTheme="majorEastAsia" w:hAnsiTheme="majorHAnsi" w:cstheme="majorBidi"/>
+      <w:rFonts w:asciiTheme="majorHAnsi" w:eastAsiaTheme="majorEastAsia" w:hAnsiTheme="majorHAnsi" w:cstheme="majorBidi" w:ascii="Aptos Display" w:hAnsi="Aptos Display"/>
       <w:b/>
       <w:bCs/>
-      <w:color w:val="365F91" w:themeColor="accent1" w:themeShade="BF"/>
-      <w:sz w:val="28"/>
+      <w:color w:val="082F65"/>
+      <w:sz w:val="36"/>
       <w:szCs w:val="28"/>
     </w:rPr>
   </w:style>
@@ -621,11 +1124,11 @@
       <w:outlineLvl w:val="1"/>
     </w:pPr>
     <w:rPr>
-      <w:rFonts w:asciiTheme="majorHAnsi" w:eastAsiaTheme="majorEastAsia" w:hAnsiTheme="majorHAnsi" w:cstheme="majorBidi"/>
+      <w:rFonts w:asciiTheme="majorHAnsi" w:eastAsiaTheme="majorEastAsia" w:hAnsiTheme="majorHAnsi" w:cstheme="majorBidi" w:ascii="Aptos Display" w:hAnsi="Aptos Display"/>
       <w:b/>
       <w:bCs/>
-      <w:color w:val="4F81BD" w:themeColor="accent1"/>
-      <w:sz w:val="26"/>
+      <w:color w:val="D3152D"/>
+      <w:sz w:val="28"/>
       <w:szCs w:val="26"/>
     </w:rPr>
   </w:style>
